--- a/companies/ashcombe-advisory/Engagements/Lee, Rice and Adams/Meeting Minutes 2021-10-27 - Lee, Rice and Adams.docx
+++ b/companies/ashcombe-advisory/Engagements/Lee, Rice and Adams/Meeting Minutes 2021-10-27 - Lee, Rice and Adams.docx
@@ -7,7 +7,14 @@
         <w:pStyle w:val="Heading1"/>
       </w:pPr>
       <w:r>
-        <w:t>Meeting Minutes: Crisis Communications for Lee, Rice and Adams</w:t>
+        <w:t>Minutes of Working Session</w:t>
+      </w:r>
+    </w:p>
+    <w:p>
+      <w:r>
+        <w:t>Crisis Communications for Lee, Rice and Adams</w:t>
+        <w:br/>
+        <w:t>Held by video conference. Minutes recorded by Julie Hill.</w:t>
       </w:r>
     </w:p>
     <w:p>
@@ -23,7 +30,15 @@
         <w:pStyle w:val="ListBullet"/>
       </w:pPr>
       <w:r>
-        <w:t>Nancy Suarez, Communications Associate, Ashcombe Advisory Partners</w:t>
+        <w:t>Megan Sutton, Director of Operations, Lee, Rice and Adams</w:t>
+      </w:r>
+    </w:p>
+    <w:p>
+      <w:pPr>
+        <w:pStyle w:val="ListBullet"/>
+      </w:pPr>
+      <w:r>
+        <w:t>Julie Hill, Managing Partner, Ashcombe Advisory Partners</w:t>
       </w:r>
     </w:p>
     <w:p>
@@ -39,7 +54,7 @@
         <w:pStyle w:val="ListBullet"/>
       </w:pPr>
       <w:r>
-        <w:t>Megan Sutton, Director of Operations, Lee, Rice and Adams</w:t>
+        <w:t>Nancy Suarez, Communications Associate, Ashcombe Advisory Partners</w:t>
       </w:r>
     </w:p>
     <w:p>
@@ -47,52 +62,12 @@
         <w:pStyle w:val="Heading2"/>
       </w:pPr>
       <w:r>
-        <w:t>Matters discussed</w:t>
+        <w:t>Purpose</w:t>
       </w:r>
     </w:p>
     <w:p>
       <w:r>
-        <w:t>The team met by video to review progress at the midpoint of the engagement. Nancy Suarez chaired and kept these minutes. The purpose was to check the active response against plan and to set the next round of work.</w:t>
-      </w:r>
-    </w:p>
-    <w:p>
-      <w:r>
-        <w:t>Amy Carter reported that the holding statement and the core question-and-answer set are in use and holding up. Two press queries have come in since the last session. Both were answered from the approved lines without escalation.</w:t>
-      </w:r>
-    </w:p>
-    <w:p>
-      <w:r>
-        <w:t>The fuller statement is drafted and cleared but has not been needed. It stays on file, ready to release if the matter widens. Amy Carter noted the question-and-answer set has been updated twice as new questions surfaced.</w:t>
-      </w:r>
-    </w:p>
-    <w:p>
-      <w:r>
-        <w:t>The group reviewed coverage to date. Reporting has been factual and has not widened beyond the original matter. Megan Sutton confirmed that internal questions at Lee, Rice and Adams have slowed, which the group read as a sign the first phase is settling.</w:t>
-      </w:r>
-    </w:p>
-    <w:p>
-      <w:r>
-        <w:t>The approval path was reviewed. Every statement this period cleared through Nancy Suarez to Megan Sutton, and turnaround stayed under an hour when it was needed. No change to the path was proposed.</w:t>
-      </w:r>
-    </w:p>
-    <w:p>
-      <w:r>
-        <w:t>Discussion turned to the next phase. With the immediate response steady, the work shifts toward the firm's standing over the coming months. Amy Carter will draft a short plan for proactive contact with key clients and referral sources, for partner sign-off before anything goes out.</w:t>
-      </w:r>
-    </w:p>
-    <w:p>
-      <w:r>
-        <w:t>Megan Sutton raised employee communications. Staff had the initial notice but nothing since. The group agreed a brief follow-up to employees is due and set an owner for it. It goes out within the week, once the wording is cleared.</w:t>
-      </w:r>
-    </w:p>
-    <w:p>
-      <w:r>
-        <w:t>Amy Carter asked whether the firm should say anything proactively while the matter is quiet. The group decided to hold for now and revisit at the next session; the outreach plan should be ready before the firm speaks unprompted.</w:t>
-      </w:r>
-    </w:p>
-    <w:p>
-      <w:r>
-        <w:t>On cadence, the daily check-in will step down to twice weekly while the matter is quiet. It returns to daily if anything breaks.</w:t>
+        <w:t>The session was convened to review the engagement at about its midpoint and to agree how the communications work should change as the Company moves from response toward recovery. The discussion is summarized below in the order taken.</w:t>
       </w:r>
     </w:p>
     <w:p>
@@ -100,7 +75,82 @@
         <w:pStyle w:val="Heading2"/>
       </w:pPr>
       <w:r>
-        <w:t>Actions</w:t>
+        <w:t>Inquiries and the reactive Q&amp;A</w:t>
+      </w:r>
+    </w:p>
+    <w:p>
+      <w:r>
+        <w:t>Nancy Suarez reported that inbound media and customer inquiries have slowed considerably since the summer, and that recent questions concern remediation more than the disruption itself. The group agreed that the reactive Q&amp;A should be revised to lead with what has changed.</w:t>
+      </w:r>
+    </w:p>
+    <w:p>
+      <w:r>
+        <w:t>It was further agreed that superseded answers will be marked as retired in the inquiry log, not deleted, so that the record of what was said, and when, remains complete.</w:t>
+      </w:r>
+    </w:p>
+    <w:p>
+      <w:pPr>
+        <w:pStyle w:val="Heading2"/>
+      </w:pPr>
+      <w:r>
+        <w:t>Customer update</w:t>
+      </w:r>
+    </w:p>
+    <w:p>
+      <w:r>
+        <w:t>Megan Sutton confirmed that the operations team is prepared to describe the milestones completed to date in the next customer update. She asked that any step not yet signed off by operations be described as planned, and the group accepted that qualification without reservation.</w:t>
+      </w:r>
+    </w:p>
+    <w:p>
+      <w:r>
+        <w:t>Amy Carter will revise the draft accordingly. Nancy Suarez will prepare the distribution list and release-day checklist once a release date is set.</w:t>
+      </w:r>
+    </w:p>
+    <w:p>
+      <w:pPr>
+        <w:pStyle w:val="Heading2"/>
+      </w:pPr>
+      <w:r>
+        <w:t>Investor talking points</w:t>
+      </w:r>
+    </w:p>
+    <w:p>
+      <w:r>
+        <w:t>Julie Hill recommended that the talking points for the Company’s quarterly investor update acknowledge the disruption once, plainly, and then turn to the evidence of remediation. Megan Sutton noted that the finance team will wish to review any statement touching on cost or timing, and the group agreed that no such statement will be made without that review.</w:t>
+      </w:r>
+    </w:p>
+    <w:p>
+      <w:pPr>
+        <w:pStyle w:val="Heading2"/>
+      </w:pPr>
+      <w:r>
+        <w:t>Meeting cadence</w:t>
+      </w:r>
+    </w:p>
+    <w:p>
+      <w:r>
+        <w:t>Given the lower volume of inquiries, the standing call will move from weekly to every other week once the customer update has been released. The inquiry log will be reviewed by email between calls, and any member of the group may request an earlier call should circumstances change.</w:t>
+      </w:r>
+    </w:p>
+    <w:p>
+      <w:pPr>
+        <w:pStyle w:val="Heading2"/>
+      </w:pPr>
+      <w:r>
+        <w:t>Spokesperson preparation</w:t>
+      </w:r>
+    </w:p>
+    <w:p>
+      <w:r>
+        <w:t>Julie Hill observed that the designated spokespeople have had little occasion to speak on the matter since the summer, and proposed a refresher briefing before the holiday period. Megan Sutton agreed to propose suitable times, and Amy Carter will update the briefing note to reflect the revised Q&amp;A.</w:t>
+      </w:r>
+    </w:p>
+    <w:p>
+      <w:pPr>
+        <w:pStyle w:val="Heading2"/>
+      </w:pPr>
+      <w:r>
+        <w:t>Action items</w:t>
       </w:r>
     </w:p>
     <w:tbl>
@@ -150,7 +200,7 @@
               <w:rPr>
                 <w:b/>
               </w:rPr>
-              <w:t>Due</w:t>
+              <w:t>Timing</w:t>
             </w:r>
           </w:p>
         </w:tc>
@@ -162,7 +212,7 @@
           </w:tcPr>
           <w:p>
             <w:r>
-              <w:t>Draft a proactive outreach plan for key clients and referral sources</w:t>
+              <w:t>Revise the reactive Q&amp;A to lead with remediation; mark superseded answers as retired in the log</w:t>
             </w:r>
           </w:p>
         </w:tc>
@@ -182,7 +232,7 @@
           </w:tcPr>
           <w:p>
             <w:r>
-              <w:t>Within one week</w:t>
+              <w:t>Before the next standing call</w:t>
             </w:r>
           </w:p>
         </w:tc>
@@ -194,7 +244,103 @@
           </w:tcPr>
           <w:p>
             <w:r>
-              <w:t>Prepare a short follow-up note to employees for the client's review</w:t>
+              <w:t>Confirm which remediation milestones may be described as complete</w:t>
+            </w:r>
+          </w:p>
+        </w:tc>
+        <w:tc>
+          <w:tcPr>
+            <w:tcW w:type="dxa" w:w="2880"/>
+          </w:tcPr>
+          <w:p>
+            <w:r>
+              <w:t>Megan Sutton</w:t>
+            </w:r>
+          </w:p>
+        </w:tc>
+        <w:tc>
+          <w:tcPr>
+            <w:tcW w:type="dxa" w:w="2880"/>
+          </w:tcPr>
+          <w:p>
+            <w:r>
+              <w:t>Before the customer update is finalized</w:t>
+            </w:r>
+          </w:p>
+        </w:tc>
+      </w:tr>
+      <w:tr>
+        <w:tc>
+          <w:tcPr>
+            <w:tcW w:type="dxa" w:w="2880"/>
+          </w:tcPr>
+          <w:p>
+            <w:r>
+              <w:t>Revise the customer update to reflect the operations sign-off</w:t>
+            </w:r>
+          </w:p>
+        </w:tc>
+        <w:tc>
+          <w:tcPr>
+            <w:tcW w:type="dxa" w:w="2880"/>
+          </w:tcPr>
+          <w:p>
+            <w:r>
+              <w:t>Amy Carter</w:t>
+            </w:r>
+          </w:p>
+        </w:tc>
+        <w:tc>
+          <w:tcPr>
+            <w:tcW w:type="dxa" w:w="2880"/>
+          </w:tcPr>
+          <w:p>
+            <w:r>
+              <w:t>On receipt of the confirmed milestones</w:t>
+            </w:r>
+          </w:p>
+        </w:tc>
+      </w:tr>
+      <w:tr>
+        <w:tc>
+          <w:tcPr>
+            <w:tcW w:type="dxa" w:w="2880"/>
+          </w:tcPr>
+          <w:p>
+            <w:r>
+              <w:t>Circulate the investor talking points to the Company’s finance team for review</w:t>
+            </w:r>
+          </w:p>
+        </w:tc>
+        <w:tc>
+          <w:tcPr>
+            <w:tcW w:type="dxa" w:w="2880"/>
+          </w:tcPr>
+          <w:p>
+            <w:r>
+              <w:t>Julie Hill</w:t>
+            </w:r>
+          </w:p>
+        </w:tc>
+        <w:tc>
+          <w:tcPr>
+            <w:tcW w:type="dxa" w:w="2880"/>
+          </w:tcPr>
+          <w:p>
+            <w:r>
+              <w:t>Ahead of the quarterly investor update</w:t>
+            </w:r>
+          </w:p>
+        </w:tc>
+      </w:tr>
+      <w:tr>
+        <w:tc>
+          <w:tcPr>
+            <w:tcW w:type="dxa" w:w="2880"/>
+          </w:tcPr>
+          <w:p>
+            <w:r>
+              <w:t>Prepare the distribution list and release-day checklist for the customer update</w:t>
             </w:r>
           </w:p>
         </w:tc>
@@ -214,7 +360,7 @@
           </w:tcPr>
           <w:p>
             <w:r>
-              <w:t>This week</w:t>
+              <w:t>Once the release date is set</w:t>
             </w:r>
           </w:p>
         </w:tc>
@@ -226,7 +372,39 @@
           </w:tcPr>
           <w:p>
             <w:r>
-              <w:t>Confirm the revised twice-weekly check-in with the team</w:t>
+              <w:t>Propose times for a spokesperson refresher briefing</w:t>
+            </w:r>
+          </w:p>
+        </w:tc>
+        <w:tc>
+          <w:tcPr>
+            <w:tcW w:type="dxa" w:w="2880"/>
+          </w:tcPr>
+          <w:p>
+            <w:r>
+              <w:t>Megan Sutton</w:t>
+            </w:r>
+          </w:p>
+        </w:tc>
+        <w:tc>
+          <w:tcPr>
+            <w:tcW w:type="dxa" w:w="2880"/>
+          </w:tcPr>
+          <w:p>
+            <w:r>
+              <w:t>Before the next standing call</w:t>
+            </w:r>
+          </w:p>
+        </w:tc>
+      </w:tr>
+      <w:tr>
+        <w:tc>
+          <w:tcPr>
+            <w:tcW w:type="dxa" w:w="2880"/>
+          </w:tcPr>
+          <w:p>
+            <w:r>
+              <w:t>Move the standing call to a fortnightly cadence</w:t>
             </w:r>
           </w:p>
         </w:tc>
@@ -246,39 +424,7 @@
           </w:tcPr>
           <w:p>
             <w:r>
-              <w:t>Immediately</w:t>
-            </w:r>
-          </w:p>
-        </w:tc>
-      </w:tr>
-      <w:tr>
-        <w:tc>
-          <w:tcPr>
-            <w:tcW w:type="dxa" w:w="2880"/>
-          </w:tcPr>
-          <w:p>
-            <w:r>
-              <w:t>Gather an up-to-date contact list for priority clients</w:t>
-            </w:r>
-          </w:p>
-        </w:tc>
-        <w:tc>
-          <w:tcPr>
-            <w:tcW w:type="dxa" w:w="2880"/>
-          </w:tcPr>
-          <w:p>
-            <w:r>
-              <w:t>Megan Sutton</w:t>
-            </w:r>
-          </w:p>
-        </w:tc>
-        <w:tc>
-          <w:tcPr>
-            <w:tcW w:type="dxa" w:w="2880"/>
-          </w:tcPr>
-          <w:p>
-            <w:r>
-              <w:t>Before the next session</w:t>
+              <w:t>After the customer update is released</w:t>
             </w:r>
           </w:p>
         </w:tc>
@@ -286,7 +432,7 @@
     </w:tbl>
     <w:p>
       <w:r>
-        <w:t>Minutes recorded by Nancy Suarez. The next working session is set for two weeks out, or sooner if the matter requires it.</w:t>
+        <w:t>Next step: the group will meet again to review the customer update in final form before its release.</w:t>
       </w:r>
     </w:p>
     <w:sectPr>
